--- a/Knowledge/2-Science/1-Formal sciences/0-Intro to Formal sciences/3-Wiki Source/0-General information/Sources.docx
+++ b/Knowledge/2-Science/1-Formal sciences/0-Intro to Formal sciences/3-Wiki Source/0-General information/Sources.docx
@@ -67,6 +67,22 @@
           <w:t>https://en.wikipedia.org/wiki/Axiom</w:t>
         </w:r>
       </w:hyperlink>
+      <w:r>
+        <w:br/>
+      </w:r>
+      <w:r>
+        <w:t xml:space="preserve">* </w:t>
+      </w:r>
+      <w:r>
+        <w:rPr>
+          <w:b/>
+          <w:bCs/>
+        </w:rPr>
+        <w:t>Download Server / Mirror</w:t>
+      </w:r>
+      <w:r>
+        <w:t>: en.wikipedia.org</w:t>
+      </w:r>
       <w:r>
         <w:br/>
         <w:t xml:space="preserve">* </w:t>
@@ -281,6 +297,27 @@
         <w:t xml:space="preserve"> </w:t>
       </w:r>
       <w:r>
+        <w:rPr>
+          <w:b/>
+          <w:sz w:val="18"/>
+          <w:szCs w:val="18"/>
+        </w:rPr>
+        <w:br/>
+      </w:r>
+      <w:r>
+        <w:t xml:space="preserve">* </w:t>
+      </w:r>
+      <w:r>
+        <w:rPr>
+          <w:b/>
+          <w:bCs/>
+        </w:rPr>
+        <w:t>Download Server / Mirror</w:t>
+      </w:r>
+      <w:r>
+        <w:t>: en.wikipedia.org</w:t>
+      </w:r>
+      <w:r>
         <w:br/>
         <w:t xml:space="preserve">* </w:t>
       </w:r>
@@ -549,7 +586,6 @@
         <w:rPr>
           <w:b/>
         </w:rPr>
-        <w:lastRenderedPageBreak/>
         <w:t>* Download Name</w:t>
       </w:r>
       <w:r>
@@ -603,6 +639,22 @@
           <w:t>https://en.wikipedia.org/wiki/Sentence_(linguistics)</w:t>
         </w:r>
       </w:hyperlink>
+      <w:r>
+        <w:br/>
+      </w:r>
+      <w:r>
+        <w:t xml:space="preserve">* </w:t>
+      </w:r>
+      <w:r>
+        <w:rPr>
+          <w:b/>
+          <w:bCs/>
+        </w:rPr>
+        <w:t>Download Server / Mirror</w:t>
+      </w:r>
+      <w:r>
+        <w:t>: en.wikipedia.org</w:t>
+      </w:r>
       <w:r>
         <w:br/>
         <w:t xml:space="preserve">* </w:t>
@@ -805,6 +857,22 @@
           <w:t>https://en.wikipedia.org/wiki/Proposition</w:t>
         </w:r>
       </w:hyperlink>
+      <w:r>
+        <w:br/>
+      </w:r>
+      <w:r>
+        <w:t xml:space="preserve">* </w:t>
+      </w:r>
+      <w:r>
+        <w:rPr>
+          <w:b/>
+          <w:bCs/>
+        </w:rPr>
+        <w:t>Download Server / Mirror</w:t>
+      </w:r>
+      <w:r>
+        <w:t>: en.wikipedia.org</w:t>
+      </w:r>
       <w:r>
         <w:br/>
         <w:t xml:space="preserve">* </w:t>

--- a/Knowledge/2-Science/1-Formal sciences/0-Intro to Formal sciences/3-Wiki Source/0-General information/Sources.docx
+++ b/Knowledge/2-Science/1-Formal sciences/0-Intro to Formal sciences/3-Wiki Source/0-General information/Sources.docx
@@ -17,7 +17,31 @@
         <w:t>* Download Name</w:t>
       </w:r>
       <w:r>
-        <w:t>: Axiom</w:t>
+        <w:t xml:space="preserve">: </w:t>
+      </w:r>
+      <w:r>
+        <w:t>[</w:t>
+      </w:r>
+      <w:r>
+        <w:t>en_wikipedia_org_wiki_Axiom.pdf</w:t>
+      </w:r>
+      <w:r>
+        <w:t xml:space="preserve"> -&gt; </w:t>
+      </w:r>
+      <w:r>
+        <w:t>Axiom.pdf</w:t>
+      </w:r>
+      <w:r>
+        <w:t xml:space="preserve">] </w:t>
+      </w:r>
+      <w:r>
+        <w:t>[</w:t>
+      </w:r>
+      <w:r>
+        <w:t>Wiki Source - Axiom</w:t>
+      </w:r>
+      <w:r>
+        <w:t>]</w:t>
       </w:r>
       <w:r>
         <w:br/>
@@ -44,6 +68,22 @@
       </w:r>
       <w:r>
         <w:t>: Educational</w:t>
+      </w:r>
+      <w:r>
+        <w:br/>
+      </w:r>
+      <w:r>
+        <w:t xml:space="preserve">* </w:t>
+      </w:r>
+      <w:r>
+        <w:rPr>
+          <w:b/>
+          <w:bCs/>
+        </w:rPr>
+        <w:t>Source Platform</w:t>
+      </w:r>
+      <w:r>
+        <w:t>: Wikipedia (https://www.wikipedia.org)</w:t>
       </w:r>
       <w:r>
         <w:br/>
@@ -81,7 +121,10 @@
         <w:t>Download Server / Mirror</w:t>
       </w:r>
       <w:r>
-        <w:t>: en.wikipedia.org</w:t>
+        <w:t xml:space="preserve">: </w:t>
+      </w:r>
+      <w:r>
+        <w:t>https://en.wikipedia.org [Wikipedia Server]</w:t>
       </w:r>
       <w:r>
         <w:br/>
@@ -96,26 +139,21 @@
       <w:r>
         <w:t xml:space="preserve">: </w:t>
       </w:r>
-      <w:hyperlink r:id="rId8">
-        <w:r>
-          <w:rPr>
-            <w:color w:val="1155CC"/>
-            <w:sz w:val="20"/>
-            <w:szCs w:val="20"/>
-            <w:u w:val="single"/>
-          </w:rPr>
-          <w:t>https://www.sejda.com/html-to-pdf</w:t>
-        </w:r>
-      </w:hyperlink>
-      <w:r>
-        <w:rPr>
-          <w:sz w:val="20"/>
-          <w:szCs w:val="20"/>
-        </w:rPr>
-        <w:t xml:space="preserve"> -&gt; convert html to pdf</w:t>
-      </w:r>
-      <w:r>
-        <w:br/>
+      <w:r>
+        <w:t xml:space="preserve">Web Tool: </w:t>
+      </w:r>
+      <w:proofErr w:type="spellStart"/>
+      <w:r>
+        <w:t>Sejda</w:t>
+      </w:r>
+      <w:proofErr w:type="spellEnd"/>
+      <w:r>
+        <w:t xml:space="preserve"> - HTML to PDF (https://www.sejda.com/html-to-pdf) [convert html to pdf]</w:t>
+      </w:r>
+      <w:r>
+        <w:br/>
+      </w:r>
+      <w:r>
         <w:t xml:space="preserve">* </w:t>
       </w:r>
       <w:r>
@@ -155,6 +193,8 @@
       </w:r>
       <w:r>
         <w:br/>
+      </w:r>
+      <w:r>
         <w:t xml:space="preserve">* </w:t>
       </w:r>
       <w:r>
@@ -166,12 +206,74 @@
       <w:r>
         <w:t xml:space="preserve">: </w:t>
       </w:r>
-      <w:r>
-        <w:rPr>
-          <w:sz w:val="20"/>
-          <w:szCs w:val="20"/>
-        </w:rPr>
-        <w:t>treeknowledge561\Knowledge\Science\1-Formal sciences\0-Intro to Formal sciences\3-Wiki source</w:t>
+      <w:proofErr w:type="spellStart"/>
+      <w:r>
+        <w:rPr>
+          <w:sz w:val="20"/>
+          <w:szCs w:val="20"/>
+        </w:rPr>
+        <w:t>StorageType</w:t>
+      </w:r>
+      <w:proofErr w:type="spellEnd"/>
+      <w:r>
+        <w:rPr>
+          <w:sz w:val="20"/>
+          <w:szCs w:val="20"/>
+        </w:rPr>
+        <w:t xml:space="preserve">: Cloud -&gt; Platform: GitHub -&gt; Account: </w:t>
+      </w:r>
+      <w:proofErr w:type="spellStart"/>
+      <w:r>
+        <w:rPr>
+          <w:sz w:val="20"/>
+          <w:szCs w:val="20"/>
+        </w:rPr>
+        <w:t>topicsscience</w:t>
+      </w:r>
+      <w:proofErr w:type="spellEnd"/>
+      <w:r>
+        <w:rPr>
+          <w:sz w:val="20"/>
+          <w:szCs w:val="20"/>
+        </w:rPr>
+        <w:t xml:space="preserve"> -&gt; Repository: </w:t>
+      </w:r>
+      <w:proofErr w:type="spellStart"/>
+      <w:r>
+        <w:rPr>
+          <w:sz w:val="20"/>
+          <w:szCs w:val="20"/>
+        </w:rPr>
+        <w:t>kingdomheartsknowledge</w:t>
+      </w:r>
+      <w:proofErr w:type="spellEnd"/>
+      <w:r>
+        <w:rPr>
+          <w:sz w:val="20"/>
+          <w:szCs w:val="20"/>
+        </w:rPr>
+        <w:t xml:space="preserve"> -&gt; Path: Knowledge/2-Science/1-Formal sciences</w:t>
+      </w:r>
+      <w:r>
+        <w:rPr>
+          <w:sz w:val="20"/>
+          <w:szCs w:val="20"/>
+        </w:rPr>
+        <w:t>/</w:t>
+      </w:r>
+      <w:r>
+        <w:rPr>
+          <w:sz w:val="20"/>
+          <w:szCs w:val="20"/>
+        </w:rPr>
+        <w:t>0-Intro to Formal sciences</w:t>
+      </w:r>
+      <w:r>
+        <w:rPr>
+          <w:sz w:val="20"/>
+          <w:szCs w:val="20"/>
+        </w:rPr>
+        <w:t>/..</w:t>
       </w:r>
       <w:r>
         <w:rPr>
@@ -222,9 +324,10 @@
     </w:p>
     <w:p>
       <w:pPr>
+        <w:pStyle w:val="ListParagraph"/>
         <w:numPr>
           <w:ilvl w:val="0"/>
-          <w:numId w:val="2"/>
+          <w:numId w:val="1"/>
         </w:numPr>
         <w:spacing w:before="240" w:after="240"/>
       </w:pPr>
@@ -235,10 +338,39 @@
         <w:t>* Download Name</w:t>
       </w:r>
       <w:r>
-        <w:t>: Formalism (philosophy of mathematics)</w:t>
-      </w:r>
-      <w:r>
-        <w:br/>
+        <w:t>:</w:t>
+      </w:r>
+      <w:r>
+        <w:t xml:space="preserve"> </w:t>
+      </w:r>
+      <w:r>
+        <w:t>[</w:t>
+      </w:r>
+      <w:r>
+        <w:t>en_wikipedia_org_wiki_Formalism_philosophy_of_mathematics.pdf</w:t>
+      </w:r>
+      <w:r>
+        <w:t xml:space="preserve"> -&gt; </w:t>
+      </w:r>
+      <w:r>
+        <w:t>Formalism (philosophy of mathematics).pdf</w:t>
+      </w:r>
+      <w:r>
+        <w:t xml:space="preserve">] </w:t>
+      </w:r>
+      <w:r>
+        <w:t>[</w:t>
+      </w:r>
+      <w:r>
+        <w:t>Wiki Source - Formalism (philosophy of mathematics)</w:t>
+      </w:r>
+      <w:r>
+        <w:t>]</w:t>
+      </w:r>
+      <w:r>
+        <w:br/>
+      </w:r>
+      <w:r>
         <w:t xml:space="preserve">* </w:t>
       </w:r>
       <w:r>
@@ -265,6 +397,22 @@
       </w:r>
       <w:r>
         <w:br/>
+      </w:r>
+      <w:r>
+        <w:t xml:space="preserve">* </w:t>
+      </w:r>
+      <w:r>
+        <w:rPr>
+          <w:b/>
+          <w:bCs/>
+        </w:rPr>
+        <w:t>Source Platform</w:t>
+      </w:r>
+      <w:r>
+        <w:t>: Wikipedia (https://www.wikipedia.org)</w:t>
+      </w:r>
+      <w:r>
+        <w:br/>
         <w:t xml:space="preserve">* </w:t>
       </w:r>
       <w:r>
@@ -276,7 +424,7 @@
       <w:r>
         <w:t>:</w:t>
       </w:r>
-      <w:hyperlink r:id="rId9">
+      <w:hyperlink r:id="rId8">
         <w:r>
           <w:rPr>
             <w:b/>
@@ -315,7 +463,10 @@
         <w:t>Download Server / Mirror</w:t>
       </w:r>
       <w:r>
-        <w:t>: en.wikipedia.org</w:t>
+        <w:t xml:space="preserve">: </w:t>
+      </w:r>
+      <w:r>
+        <w:t>https://en.wikipedia.org [Wikipedia Server]</w:t>
       </w:r>
       <w:r>
         <w:br/>
@@ -330,26 +481,21 @@
       <w:r>
         <w:t xml:space="preserve">: </w:t>
       </w:r>
-      <w:hyperlink r:id="rId10">
-        <w:r>
-          <w:rPr>
-            <w:color w:val="1155CC"/>
-            <w:sz w:val="20"/>
-            <w:szCs w:val="20"/>
-            <w:u w:val="single"/>
-          </w:rPr>
-          <w:t>https://www.sejda.com/html-to-pdf</w:t>
-        </w:r>
-      </w:hyperlink>
-      <w:r>
-        <w:rPr>
-          <w:sz w:val="20"/>
-          <w:szCs w:val="20"/>
-        </w:rPr>
-        <w:t xml:space="preserve"> -&gt; convert html to pdf</w:t>
-      </w:r>
-      <w:r>
-        <w:br/>
+      <w:r>
+        <w:t xml:space="preserve">Web Tool: </w:t>
+      </w:r>
+      <w:proofErr w:type="spellStart"/>
+      <w:r>
+        <w:t>Sejda</w:t>
+      </w:r>
+      <w:proofErr w:type="spellEnd"/>
+      <w:r>
+        <w:t xml:space="preserve"> - HTML to PDF (https://www.sejda.com/html-to-pdf) [convert html to pdf]</w:t>
+      </w:r>
+      <w:r>
+        <w:br/>
+      </w:r>
+      <w:r>
         <w:t xml:space="preserve">* </w:t>
       </w:r>
       <w:r>
@@ -389,6 +535,8 @@
       </w:r>
       <w:r>
         <w:br/>
+      </w:r>
+      <w:r>
         <w:t xml:space="preserve">* </w:t>
       </w:r>
       <w:r>
@@ -400,12 +548,74 @@
       <w:r>
         <w:t xml:space="preserve">: </w:t>
       </w:r>
-      <w:r>
-        <w:rPr>
-          <w:sz w:val="20"/>
-          <w:szCs w:val="20"/>
-        </w:rPr>
-        <w:t>treeknowledge561\Knowledge\Science\1-Formal sciences\0-Intro to Formal sciences\3-Wiki source</w:t>
+      <w:proofErr w:type="spellStart"/>
+      <w:r>
+        <w:rPr>
+          <w:sz w:val="20"/>
+          <w:szCs w:val="20"/>
+        </w:rPr>
+        <w:t>StorageType</w:t>
+      </w:r>
+      <w:proofErr w:type="spellEnd"/>
+      <w:r>
+        <w:rPr>
+          <w:sz w:val="20"/>
+          <w:szCs w:val="20"/>
+        </w:rPr>
+        <w:t xml:space="preserve">: Cloud -&gt; Platform: GitHub -&gt; Account: </w:t>
+      </w:r>
+      <w:proofErr w:type="spellStart"/>
+      <w:r>
+        <w:rPr>
+          <w:sz w:val="20"/>
+          <w:szCs w:val="20"/>
+        </w:rPr>
+        <w:t>topicsscience</w:t>
+      </w:r>
+      <w:proofErr w:type="spellEnd"/>
+      <w:r>
+        <w:rPr>
+          <w:sz w:val="20"/>
+          <w:szCs w:val="20"/>
+        </w:rPr>
+        <w:t xml:space="preserve"> -&gt; Repository: </w:t>
+      </w:r>
+      <w:proofErr w:type="spellStart"/>
+      <w:r>
+        <w:rPr>
+          <w:sz w:val="20"/>
+          <w:szCs w:val="20"/>
+        </w:rPr>
+        <w:t>kingdomheartsknowledge</w:t>
+      </w:r>
+      <w:proofErr w:type="spellEnd"/>
+      <w:r>
+        <w:rPr>
+          <w:sz w:val="20"/>
+          <w:szCs w:val="20"/>
+        </w:rPr>
+        <w:t xml:space="preserve"> -&gt; Path: Knowledge/2-Science/1-Formal sciences</w:t>
+      </w:r>
+      <w:r>
+        <w:rPr>
+          <w:sz w:val="20"/>
+          <w:szCs w:val="20"/>
+        </w:rPr>
+        <w:t>/</w:t>
+      </w:r>
+      <w:r>
+        <w:rPr>
+          <w:sz w:val="20"/>
+          <w:szCs w:val="20"/>
+        </w:rPr>
+        <w:t>0-Intro to Formal sciences</w:t>
+      </w:r>
+      <w:r>
+        <w:rPr>
+          <w:sz w:val="20"/>
+          <w:szCs w:val="20"/>
+        </w:rPr>
+        <w:t>/..</w:t>
       </w:r>
       <w:r>
         <w:rPr>
@@ -496,7 +706,6 @@
     </w:p>
     <w:p>
       <w:pPr>
-        <w:ind w:left="720"/>
         <w:rPr>
           <w:b/>
         </w:rPr>
@@ -504,81 +713,9 @@
     </w:p>
     <w:p>
       <w:pPr>
-        <w:ind w:left="720"/>
-        <w:rPr>
-          <w:b/>
-        </w:rPr>
-      </w:pPr>
-    </w:p>
-    <w:p>
-      <w:pPr>
-        <w:ind w:left="720"/>
-        <w:rPr>
-          <w:b/>
-        </w:rPr>
-      </w:pPr>
-    </w:p>
-    <w:p>
-      <w:pPr>
-        <w:ind w:left="720"/>
-        <w:rPr>
-          <w:b/>
-        </w:rPr>
-      </w:pPr>
-    </w:p>
-    <w:p>
-      <w:pPr>
-        <w:ind w:left="720"/>
-        <w:rPr>
-          <w:b/>
-        </w:rPr>
-      </w:pPr>
-    </w:p>
-    <w:p>
-      <w:pPr>
-        <w:ind w:left="720"/>
-        <w:rPr>
-          <w:b/>
-        </w:rPr>
-      </w:pPr>
-    </w:p>
-    <w:p>
-      <w:pPr>
-        <w:ind w:left="720"/>
-        <w:rPr>
-          <w:b/>
-        </w:rPr>
-      </w:pPr>
-    </w:p>
-    <w:p>
-      <w:pPr>
-        <w:ind w:left="720"/>
-        <w:rPr>
-          <w:b/>
-        </w:rPr>
-      </w:pPr>
-    </w:p>
-    <w:p>
-      <w:pPr>
-        <w:ind w:left="720"/>
-        <w:rPr>
-          <w:b/>
-        </w:rPr>
-      </w:pPr>
-    </w:p>
-    <w:p>
-      <w:pPr>
-        <w:ind w:left="720"/>
-        <w:rPr>
-          <w:b/>
-        </w:rPr>
-      </w:pPr>
-    </w:p>
-    <w:p>
-      <w:pPr>
         <w:numPr>
           <w:ilvl w:val="0"/>
-          <w:numId w:val="2"/>
+          <w:numId w:val="1"/>
         </w:numPr>
         <w:spacing w:before="240" w:after="240"/>
       </w:pPr>
@@ -586,10 +723,35 @@
         <w:rPr>
           <w:b/>
         </w:rPr>
+        <w:lastRenderedPageBreak/>
         <w:t>* Download Name</w:t>
       </w:r>
       <w:r>
-        <w:t>: Sentence (linguistics)</w:t>
+        <w:t xml:space="preserve">: </w:t>
+      </w:r>
+      <w:r>
+        <w:t>[</w:t>
+      </w:r>
+      <w:r>
+        <w:t>en_wikipedia_org_wiki_Sentence_linguistics.pdf</w:t>
+      </w:r>
+      <w:r>
+        <w:t xml:space="preserve"> -&gt; </w:t>
+      </w:r>
+      <w:r>
+        <w:t>Sentence (linguistics).pdf</w:t>
+      </w:r>
+      <w:r>
+        <w:t xml:space="preserve">] </w:t>
+      </w:r>
+      <w:r>
+        <w:t>[</w:t>
+      </w:r>
+      <w:r>
+        <w:t>Wiki Source - Sentence (linguistics)</w:t>
+      </w:r>
+      <w:r>
+        <w:t>]</w:t>
       </w:r>
       <w:r>
         <w:br/>
@@ -619,6 +781,22 @@
       </w:r>
       <w:r>
         <w:br/>
+      </w:r>
+      <w:r>
+        <w:t xml:space="preserve">* </w:t>
+      </w:r>
+      <w:r>
+        <w:rPr>
+          <w:b/>
+          <w:bCs/>
+        </w:rPr>
+        <w:t>Source Platform</w:t>
+      </w:r>
+      <w:r>
+        <w:t>: Wikipedia (https://www.wikipedia.org)</w:t>
+      </w:r>
+      <w:r>
+        <w:br/>
         <w:t xml:space="preserve">* </w:t>
       </w:r>
       <w:r>
@@ -630,7 +808,7 @@
       <w:r>
         <w:t xml:space="preserve">: </w:t>
       </w:r>
-      <w:hyperlink r:id="rId11">
+      <w:hyperlink r:id="rId9">
         <w:r>
           <w:rPr>
             <w:color w:val="1155CC"/>
@@ -653,7 +831,10 @@
         <w:t>Download Server / Mirror</w:t>
       </w:r>
       <w:r>
-        <w:t>: en.wikipedia.org</w:t>
+        <w:t xml:space="preserve">: </w:t>
+      </w:r>
+      <w:r>
+        <w:t>https://en.wikipedia.org [Wikipedia Server]</w:t>
       </w:r>
       <w:r>
         <w:br/>
@@ -668,26 +849,21 @@
       <w:r>
         <w:t xml:space="preserve">: </w:t>
       </w:r>
-      <w:hyperlink r:id="rId12">
-        <w:r>
-          <w:rPr>
-            <w:color w:val="1155CC"/>
-            <w:sz w:val="20"/>
-            <w:szCs w:val="20"/>
-            <w:u w:val="single"/>
-          </w:rPr>
-          <w:t>https://www.sejda.com/html-to-pdf</w:t>
-        </w:r>
-      </w:hyperlink>
-      <w:r>
-        <w:rPr>
-          <w:sz w:val="20"/>
-          <w:szCs w:val="20"/>
-        </w:rPr>
-        <w:t xml:space="preserve"> -&gt; convert html to pdf</w:t>
-      </w:r>
-      <w:r>
-        <w:br/>
+      <w:r>
+        <w:t xml:space="preserve">Web Tool: </w:t>
+      </w:r>
+      <w:proofErr w:type="spellStart"/>
+      <w:r>
+        <w:t>Sejda</w:t>
+      </w:r>
+      <w:proofErr w:type="spellEnd"/>
+      <w:r>
+        <w:t xml:space="preserve"> - HTML to PDF (https://www.sejda.com/html-to-pdf) [convert html to pdf]</w:t>
+      </w:r>
+      <w:r>
+        <w:br/>
+      </w:r>
+      <w:r>
         <w:t xml:space="preserve">* </w:t>
       </w:r>
       <w:r>
@@ -727,6 +903,8 @@
       </w:r>
       <w:r>
         <w:br/>
+      </w:r>
+      <w:r>
         <w:t xml:space="preserve">* </w:t>
       </w:r>
       <w:r>
@@ -738,12 +916,74 @@
       <w:r>
         <w:t xml:space="preserve">: </w:t>
       </w:r>
-      <w:r>
-        <w:rPr>
-          <w:sz w:val="20"/>
-          <w:szCs w:val="20"/>
-        </w:rPr>
-        <w:t>treeknowledge561\Knowledge\Science\1-Formal sciences\0-Intro to Formal sciences\3-Wiki source</w:t>
+      <w:proofErr w:type="spellStart"/>
+      <w:r>
+        <w:rPr>
+          <w:sz w:val="20"/>
+          <w:szCs w:val="20"/>
+        </w:rPr>
+        <w:t>StorageType</w:t>
+      </w:r>
+      <w:proofErr w:type="spellEnd"/>
+      <w:r>
+        <w:rPr>
+          <w:sz w:val="20"/>
+          <w:szCs w:val="20"/>
+        </w:rPr>
+        <w:t xml:space="preserve">: Cloud -&gt; Platform: GitHub -&gt; Account: </w:t>
+      </w:r>
+      <w:proofErr w:type="spellStart"/>
+      <w:r>
+        <w:rPr>
+          <w:sz w:val="20"/>
+          <w:szCs w:val="20"/>
+        </w:rPr>
+        <w:t>topicsscience</w:t>
+      </w:r>
+      <w:proofErr w:type="spellEnd"/>
+      <w:r>
+        <w:rPr>
+          <w:sz w:val="20"/>
+          <w:szCs w:val="20"/>
+        </w:rPr>
+        <w:t xml:space="preserve"> -&gt; Repository: </w:t>
+      </w:r>
+      <w:proofErr w:type="spellStart"/>
+      <w:r>
+        <w:rPr>
+          <w:sz w:val="20"/>
+          <w:szCs w:val="20"/>
+        </w:rPr>
+        <w:t>kingdomheartsknowledge</w:t>
+      </w:r>
+      <w:proofErr w:type="spellEnd"/>
+      <w:r>
+        <w:rPr>
+          <w:sz w:val="20"/>
+          <w:szCs w:val="20"/>
+        </w:rPr>
+        <w:t xml:space="preserve"> -&gt; Path: Knowledge/2-Science/1-Formal sciences</w:t>
+      </w:r>
+      <w:r>
+        <w:rPr>
+          <w:sz w:val="20"/>
+          <w:szCs w:val="20"/>
+        </w:rPr>
+        <w:t>/</w:t>
+      </w:r>
+      <w:r>
+        <w:rPr>
+          <w:sz w:val="20"/>
+          <w:szCs w:val="20"/>
+        </w:rPr>
+        <w:t>0-Intro to Formal sciences</w:t>
+      </w:r>
+      <w:r>
+        <w:rPr>
+          <w:sz w:val="20"/>
+          <w:szCs w:val="20"/>
+        </w:rPr>
+        <w:t>/..</w:t>
       </w:r>
       <w:r>
         <w:rPr>
@@ -796,7 +1036,7 @@
       <w:pPr>
         <w:numPr>
           <w:ilvl w:val="0"/>
-          <w:numId w:val="2"/>
+          <w:numId w:val="1"/>
         </w:numPr>
         <w:spacing w:before="240" w:after="240"/>
       </w:pPr>
@@ -807,7 +1047,31 @@
         <w:t>* Download Name</w:t>
       </w:r>
       <w:r>
-        <w:t>: Proposition</w:t>
+        <w:t xml:space="preserve">: </w:t>
+      </w:r>
+      <w:r>
+        <w:t>[</w:t>
+      </w:r>
+      <w:r>
+        <w:t>en_wikipedia_org_wiki_Proposition.pdf</w:t>
+      </w:r>
+      <w:r>
+        <w:t xml:space="preserve"> -&gt; </w:t>
+      </w:r>
+      <w:r>
+        <w:t>Proposition.pdf</w:t>
+      </w:r>
+      <w:r>
+        <w:t xml:space="preserve">] </w:t>
+      </w:r>
+      <w:r>
+        <w:t>[</w:t>
+      </w:r>
+      <w:r>
+        <w:t>Wiki Source - Proposition</w:t>
+      </w:r>
+      <w:r>
+        <w:t>]</w:t>
       </w:r>
       <w:r>
         <w:br/>
@@ -837,6 +1101,22 @@
       </w:r>
       <w:r>
         <w:br/>
+      </w:r>
+      <w:r>
+        <w:t xml:space="preserve">* </w:t>
+      </w:r>
+      <w:r>
+        <w:rPr>
+          <w:b/>
+          <w:bCs/>
+        </w:rPr>
+        <w:t>Source Platform</w:t>
+      </w:r>
+      <w:r>
+        <w:t>: Wikipedia (https://www.wikipedia.org)</w:t>
+      </w:r>
+      <w:r>
+        <w:br/>
         <w:t xml:space="preserve">* </w:t>
       </w:r>
       <w:r>
@@ -848,7 +1128,7 @@
       <w:r>
         <w:t xml:space="preserve">: </w:t>
       </w:r>
-      <w:hyperlink r:id="rId13">
+      <w:hyperlink r:id="rId10">
         <w:r>
           <w:rPr>
             <w:color w:val="1155CC"/>
@@ -871,7 +1151,10 @@
         <w:t>Download Server / Mirror</w:t>
       </w:r>
       <w:r>
-        <w:t>: en.wikipedia.org</w:t>
+        <w:t xml:space="preserve">: </w:t>
+      </w:r>
+      <w:r>
+        <w:t>https://en.wikipedia.org [Wikipedia Server]</w:t>
       </w:r>
       <w:r>
         <w:br/>
@@ -886,26 +1169,21 @@
       <w:r>
         <w:t xml:space="preserve">: </w:t>
       </w:r>
-      <w:hyperlink r:id="rId14">
-        <w:r>
-          <w:rPr>
-            <w:color w:val="1155CC"/>
-            <w:sz w:val="20"/>
-            <w:szCs w:val="20"/>
-            <w:u w:val="single"/>
-          </w:rPr>
-          <w:t>https://www.sejda.com/html-to-pdf</w:t>
-        </w:r>
-      </w:hyperlink>
-      <w:r>
-        <w:rPr>
-          <w:sz w:val="20"/>
-          <w:szCs w:val="20"/>
-        </w:rPr>
-        <w:t xml:space="preserve"> -&gt; convert html to pdf</w:t>
-      </w:r>
-      <w:r>
-        <w:br/>
+      <w:r>
+        <w:t xml:space="preserve">Web Tool: </w:t>
+      </w:r>
+      <w:proofErr w:type="spellStart"/>
+      <w:r>
+        <w:t>Sejda</w:t>
+      </w:r>
+      <w:proofErr w:type="spellEnd"/>
+      <w:r>
+        <w:t xml:space="preserve"> - HTML to PDF (https://www.sejda.com/html-to-pdf) [convert html to pdf]</w:t>
+      </w:r>
+      <w:r>
+        <w:br/>
+      </w:r>
+      <w:r>
         <w:t xml:space="preserve">* </w:t>
       </w:r>
       <w:r>
@@ -945,6 +1223,8 @@
       </w:r>
       <w:r>
         <w:br/>
+      </w:r>
+      <w:r>
         <w:t xml:space="preserve">* </w:t>
       </w:r>
       <w:r>
@@ -956,12 +1236,74 @@
       <w:r>
         <w:t xml:space="preserve">: </w:t>
       </w:r>
-      <w:r>
-        <w:rPr>
-          <w:sz w:val="20"/>
-          <w:szCs w:val="20"/>
-        </w:rPr>
-        <w:t>treeknowledge561\Knowledge\Science\1-Formal sciences\0-Intro to Formal sciences\3-Wiki source</w:t>
+      <w:proofErr w:type="spellStart"/>
+      <w:r>
+        <w:rPr>
+          <w:sz w:val="20"/>
+          <w:szCs w:val="20"/>
+        </w:rPr>
+        <w:t>StorageType</w:t>
+      </w:r>
+      <w:proofErr w:type="spellEnd"/>
+      <w:r>
+        <w:rPr>
+          <w:sz w:val="20"/>
+          <w:szCs w:val="20"/>
+        </w:rPr>
+        <w:t xml:space="preserve">: Cloud -&gt; Platform: GitHub -&gt; Account: </w:t>
+      </w:r>
+      <w:proofErr w:type="spellStart"/>
+      <w:r>
+        <w:rPr>
+          <w:sz w:val="20"/>
+          <w:szCs w:val="20"/>
+        </w:rPr>
+        <w:t>topicsscience</w:t>
+      </w:r>
+      <w:proofErr w:type="spellEnd"/>
+      <w:r>
+        <w:rPr>
+          <w:sz w:val="20"/>
+          <w:szCs w:val="20"/>
+        </w:rPr>
+        <w:t xml:space="preserve"> -&gt; Repository: </w:t>
+      </w:r>
+      <w:proofErr w:type="spellStart"/>
+      <w:r>
+        <w:rPr>
+          <w:sz w:val="20"/>
+          <w:szCs w:val="20"/>
+        </w:rPr>
+        <w:t>kingdomheartsknowledge</w:t>
+      </w:r>
+      <w:proofErr w:type="spellEnd"/>
+      <w:r>
+        <w:rPr>
+          <w:sz w:val="20"/>
+          <w:szCs w:val="20"/>
+        </w:rPr>
+        <w:t xml:space="preserve"> -&gt; Path: Knowledge/2-Science/1-Formal sciences</w:t>
+      </w:r>
+      <w:r>
+        <w:rPr>
+          <w:sz w:val="20"/>
+          <w:szCs w:val="20"/>
+        </w:rPr>
+        <w:t>/</w:t>
+      </w:r>
+      <w:r>
+        <w:rPr>
+          <w:sz w:val="20"/>
+          <w:szCs w:val="20"/>
+        </w:rPr>
+        <w:t>0-Intro to Formal sciences</w:t>
+      </w:r>
+      <w:r>
+        <w:rPr>
+          <w:sz w:val="20"/>
+          <w:szCs w:val="20"/>
+        </w:rPr>
+        <w:t>/..</w:t>
       </w:r>
       <w:r>
         <w:rPr>
@@ -1001,80 +1343,8 @@
         <w:t>[This page was last edited on 16 July 2025, at 08:40 (UTC)]</w:t>
       </w:r>
     </w:p>
-    <w:p>
-      <w:pPr>
-        <w:spacing w:before="240" w:after="240"/>
-        <w:rPr>
-          <w:sz w:val="20"/>
-          <w:szCs w:val="20"/>
-        </w:rPr>
-      </w:pPr>
-    </w:p>
-    <w:p>
-      <w:pPr>
-        <w:spacing w:before="240" w:after="240"/>
-        <w:rPr>
-          <w:sz w:val="20"/>
-          <w:szCs w:val="20"/>
-        </w:rPr>
-      </w:pPr>
-    </w:p>
-    <w:p>
-      <w:pPr>
-        <w:spacing w:before="240" w:after="240"/>
-        <w:rPr>
-          <w:sz w:val="20"/>
-          <w:szCs w:val="20"/>
-        </w:rPr>
-      </w:pPr>
-    </w:p>
-    <w:p>
-      <w:pPr>
-        <w:spacing w:before="240" w:after="240"/>
-        <w:rPr>
-          <w:sz w:val="20"/>
-          <w:szCs w:val="20"/>
-        </w:rPr>
-      </w:pPr>
-    </w:p>
-    <w:p>
-      <w:pPr>
-        <w:spacing w:before="240" w:after="240"/>
-        <w:rPr>
-          <w:sz w:val="20"/>
-          <w:szCs w:val="20"/>
-        </w:rPr>
-      </w:pPr>
-    </w:p>
-    <w:p>
-      <w:pPr>
-        <w:spacing w:before="240" w:after="240"/>
-        <w:rPr>
-          <w:sz w:val="20"/>
-          <w:szCs w:val="20"/>
-        </w:rPr>
-      </w:pPr>
-    </w:p>
-    <w:p>
-      <w:pPr>
-        <w:spacing w:before="240" w:after="240"/>
-        <w:rPr>
-          <w:sz w:val="20"/>
-          <w:szCs w:val="20"/>
-        </w:rPr>
-      </w:pPr>
-    </w:p>
-    <w:p>
-      <w:pPr>
-        <w:spacing w:before="240" w:after="240"/>
-        <w:rPr>
-          <w:sz w:val="20"/>
-          <w:szCs w:val="20"/>
-        </w:rPr>
-      </w:pPr>
-    </w:p>
     <w:sectPr>
-      <w:headerReference w:type="default" r:id="rId15"/>
+      <w:headerReference w:type="default" r:id="rId11"/>
       <w:pgSz w:w="12240" w:h="15840"/>
       <w:pgMar w:top="1440" w:right="1440" w:bottom="1440" w:left="1440" w:header="720" w:footer="720" w:gutter="0"/>
       <w:pgNumType w:start="1"/>
@@ -1145,11 +1415,11 @@
   <w:abstractNum w:abstractNumId="0" w15:restartNumberingAfterBreak="0">
     <w:nsid w:val="35FA6A78"/>
     <w:multiLevelType w:val="multilevel"/>
-    <w:tmpl w:val="742E8B2C"/>
+    <w:tmpl w:val="9030EFA0"/>
     <w:lvl w:ilvl="0">
       <w:start w:val="1"/>
-      <w:numFmt w:val="bullet"/>
-      <w:lvlText w:val="-"/>
+      <w:numFmt w:val="decimal"/>
+      <w:lvlText w:val="%1."/>
       <w:lvlJc w:val="left"/>
       <w:pPr>
         <w:ind w:left="720" w:hanging="360"/>
@@ -1258,11 +1528,11 @@
   <w:abstractNum w:abstractNumId="1" w15:restartNumberingAfterBreak="0">
     <w:nsid w:val="67100CCC"/>
     <w:multiLevelType w:val="multilevel"/>
-    <w:tmpl w:val="B88C8A02"/>
+    <w:tmpl w:val="9030EFA0"/>
     <w:lvl w:ilvl="0">
       <w:start w:val="1"/>
-      <w:numFmt w:val="bullet"/>
-      <w:lvlText w:val="-"/>
+      <w:numFmt w:val="decimal"/>
+      <w:lvlText w:val="%1."/>
       <w:lvlJc w:val="left"/>
       <w:pPr>
         <w:ind w:left="720" w:hanging="360"/>
@@ -1960,6 +2230,17 @@
       <w:szCs w:val="30"/>
     </w:rPr>
   </w:style>
+  <w:style w:type="paragraph" w:styleId="ListParagraph">
+    <w:name w:val="List Paragraph"/>
+    <w:basedOn w:val="Normal"/>
+    <w:uiPriority w:val="34"/>
+    <w:qFormat/>
+    <w:rsid w:val="001A5F53"/>
+    <w:pPr>
+      <w:ind w:left="720"/>
+      <w:contextualSpacing/>
+    </w:pPr>
+  </w:style>
 </w:styles>
 </file>
 

--- a/Knowledge/2-Science/1-Formal sciences/0-Intro to Formal sciences/3-Wiki Source/0-General information/Sources.docx
+++ b/Knowledge/2-Science/1-Formal sciences/0-Intro to Formal sciences/3-Wiki Source/0-General information/Sources.docx
@@ -14,95 +14,91 @@
         <w:rPr>
           <w:b/>
         </w:rPr>
-        <w:t>* Download Name</w:t>
+        <w:t xml:space="preserve">* Source ID: </w:t>
+      </w:r>
+      <w:r>
+        <w:rPr>
+          <w:bCs/>
+        </w:rPr>
+        <w:t>1</w:t>
+      </w:r>
+      <w:r>
+        <w:rPr>
+          <w:bCs/>
+        </w:rPr>
+        <w:t>8</w:t>
+      </w:r>
+      <w:r>
+        <w:br/>
+      </w:r>
+      <w:r>
+        <w:t xml:space="preserve">* </w:t>
+      </w:r>
+      <w:r>
+        <w:rPr>
+          <w:b/>
+        </w:rPr>
+        <w:t>Content Title</w:t>
+      </w:r>
+      <w:r>
+        <w:t>: [en_wikipedia_org_wiki_Axiom.pdf -&gt; Axiom.pdf] [Wiki Source - Axiom]</w:t>
+      </w:r>
+      <w:r>
+        <w:br/>
+        <w:t xml:space="preserve">* </w:t>
+      </w:r>
+      <w:r>
+        <w:rPr>
+          <w:b/>
+        </w:rPr>
+        <w:t>Content Type</w:t>
+      </w:r>
+      <w:r>
+        <w:t>: Document</w:t>
+      </w:r>
+      <w:r>
+        <w:br/>
+        <w:t xml:space="preserve">* </w:t>
+      </w:r>
+      <w:r>
+        <w:rPr>
+          <w:b/>
+        </w:rPr>
+        <w:t>Domain</w:t>
+      </w:r>
+      <w:r>
+        <w:t>: Educational</w:t>
+      </w:r>
+      <w:r>
+        <w:br/>
+        <w:t xml:space="preserve">* </w:t>
+      </w:r>
+      <w:r>
+        <w:rPr>
+          <w:b/>
+        </w:rPr>
+        <w:t>Source Platform</w:t>
+      </w:r>
+      <w:r>
+        <w:t>: Wikipedia (https://www.wikipedia.org)</w:t>
+      </w:r>
+      <w:r>
+        <w:br/>
+        <w:t xml:space="preserve">* </w:t>
+      </w:r>
+      <w:r>
+        <w:rPr>
+          <w:b/>
+        </w:rPr>
+        <w:t>Source Reference</w:t>
       </w:r>
       <w:r>
         <w:t xml:space="preserve">: </w:t>
       </w:r>
-      <w:r>
-        <w:t>[</w:t>
-      </w:r>
-      <w:r>
-        <w:t>en_wikipedia_org_wiki_Axiom.pdf</w:t>
-      </w:r>
-      <w:r>
-        <w:t xml:space="preserve"> -&gt; </w:t>
-      </w:r>
-      <w:r>
-        <w:t>Axiom.pdf</w:t>
-      </w:r>
-      <w:r>
-        <w:t xml:space="preserve">] </w:t>
-      </w:r>
-      <w:r>
-        <w:t>[</w:t>
-      </w:r>
-      <w:r>
-        <w:t>Wiki Source - Axiom</w:t>
-      </w:r>
-      <w:r>
-        <w:t>]</w:t>
-      </w:r>
-      <w:r>
-        <w:br/>
-        <w:t xml:space="preserve">* </w:t>
-      </w:r>
-      <w:r>
-        <w:rPr>
-          <w:b/>
-        </w:rPr>
-        <w:t>Download Type</w:t>
-      </w:r>
-      <w:r>
-        <w:t>: Document</w:t>
-      </w:r>
-      <w:r>
-        <w:br/>
-        <w:t xml:space="preserve">* </w:t>
-      </w:r>
-      <w:r>
-        <w:rPr>
-          <w:b/>
-        </w:rPr>
-        <w:t>Source Type</w:t>
-      </w:r>
-      <w:r>
-        <w:t>: Educational</w:t>
-      </w:r>
-      <w:r>
-        <w:br/>
-      </w:r>
-      <w:r>
-        <w:t xml:space="preserve">* </w:t>
-      </w:r>
-      <w:r>
-        <w:rPr>
-          <w:b/>
-          <w:bCs/>
-        </w:rPr>
-        <w:t>Source Platform</w:t>
-      </w:r>
-      <w:r>
-        <w:t>: Wikipedia (https://www.wikipedia.org)</w:t>
-      </w:r>
-      <w:r>
-        <w:br/>
-        <w:t xml:space="preserve">* </w:t>
-      </w:r>
-      <w:r>
-        <w:rPr>
-          <w:b/>
-        </w:rPr>
-        <w:t>Download Source</w:t>
-      </w:r>
-      <w:r>
-        <w:t xml:space="preserve">: </w:t>
-      </w:r>
-      <w:hyperlink r:id="rId7">
+      <w:hyperlink r:id="rId7" w:history="1">
         <w:r>
           <w:rPr>
-            <w:color w:val="1155CC"/>
-            <w:u w:val="single"/>
+            <w:rStyle w:val="Hyperlink"/>
           </w:rPr>
           <w:t>https://en.wikipedia.org/wiki/Axiom</w:t>
         </w:r>
@@ -118,49 +114,69 @@
           <w:b/>
           <w:bCs/>
         </w:rPr>
-        <w:t>Download Server / Mirror</w:t>
+        <w:t>Source Type</w:t>
       </w:r>
       <w:r>
         <w:t xml:space="preserve">: </w:t>
       </w:r>
       <w:r>
-        <w:t>https://en.wikipedia.org [Wikipedia Server]</w:t>
-      </w:r>
-      <w:r>
-        <w:br/>
-        <w:t xml:space="preserve">* </w:t>
-      </w:r>
-      <w:r>
-        <w:rPr>
-          <w:b/>
-        </w:rPr>
-        <w:t>Download Method</w:t>
-      </w:r>
-      <w:r>
-        <w:t xml:space="preserve">: </w:t>
-      </w:r>
-      <w:r>
-        <w:t xml:space="preserve">Web Tool: </w:t>
-      </w:r>
-      <w:proofErr w:type="spellStart"/>
-      <w:r>
-        <w:t>Sejda</w:t>
-      </w:r>
-      <w:proofErr w:type="spellEnd"/>
-      <w:r>
-        <w:t xml:space="preserve"> - HTML to PDF (https://www.sejda.com/html-to-pdf) [convert html to pdf]</w:t>
-      </w:r>
-      <w:r>
-        <w:br/>
-      </w:r>
-      <w:r>
-        <w:t xml:space="preserve">* </w:t>
-      </w:r>
-      <w:r>
-        <w:rPr>
-          <w:b/>
-        </w:rPr>
-        <w:t>Download Format</w:t>
+        <w:t xml:space="preserve">Converted </w:t>
+      </w:r>
+      <w:r>
+        <w:br/>
+        <w:t xml:space="preserve">* </w:t>
+      </w:r>
+      <w:r>
+        <w:rPr>
+          <w:b/>
+          <w:bCs/>
+        </w:rPr>
+        <w:t>Source Nature:</w:t>
+      </w:r>
+      <w:r>
+        <w:t xml:space="preserve"> </w:t>
+      </w:r>
+      <w:r>
+        <w:t>D</w:t>
+      </w:r>
+      <w:r>
+        <w:t>igital</w:t>
+      </w:r>
+      <w:r>
+        <w:br/>
+        <w:t xml:space="preserve">* </w:t>
+      </w:r>
+      <w:r>
+        <w:rPr>
+          <w:b/>
+        </w:rPr>
+        <w:t>Storage Host</w:t>
+      </w:r>
+      <w:r>
+        <w:t>: https://en.wikipedia.org [Wikipedia Server]</w:t>
+      </w:r>
+      <w:r>
+        <w:br/>
+        <w:t xml:space="preserve">* </w:t>
+      </w:r>
+      <w:r>
+        <w:rPr>
+          <w:b/>
+        </w:rPr>
+        <w:t>Acquisition Method</w:t>
+      </w:r>
+      <w:r>
+        <w:t>: Web Tool: Sejda - HTML to PDF (https://www.sejda.com/html-to-pdf) [convert html to pdf]</w:t>
+      </w:r>
+      <w:r>
+        <w:br/>
+        <w:t xml:space="preserve">* </w:t>
+      </w:r>
+      <w:r>
+        <w:rPr>
+          <w:b/>
+        </w:rPr>
+        <w:t>File Format</w:t>
       </w:r>
       <w:r>
         <w:t>: .pdf</w:t>
@@ -173,7 +189,7 @@
         <w:rPr>
           <w:b/>
         </w:rPr>
-        <w:t>Download Quality</w:t>
+        <w:t>Content Quality</w:t>
       </w:r>
       <w:r>
         <w:t>: High</w:t>
@@ -186,131 +202,36 @@
         <w:rPr>
           <w:b/>
         </w:rPr>
-        <w:t>Download Date</w:t>
+        <w:t>Acquisition Date</w:t>
       </w:r>
       <w:r>
         <w:t>: 7/17/2025</w:t>
       </w:r>
       <w:r>
         <w:br/>
-      </w:r>
-      <w:r>
-        <w:t xml:space="preserve">* </w:t>
-      </w:r>
-      <w:r>
-        <w:rPr>
-          <w:b/>
-        </w:rPr>
-        <w:t>Saved Location</w:t>
-      </w:r>
-      <w:r>
-        <w:t xml:space="preserve">: </w:t>
-      </w:r>
-      <w:proofErr w:type="spellStart"/>
-      <w:r>
-        <w:rPr>
-          <w:sz w:val="20"/>
-          <w:szCs w:val="20"/>
-        </w:rPr>
-        <w:t>StorageType</w:t>
-      </w:r>
-      <w:proofErr w:type="spellEnd"/>
-      <w:r>
-        <w:rPr>
-          <w:sz w:val="20"/>
-          <w:szCs w:val="20"/>
-        </w:rPr>
-        <w:t xml:space="preserve">: Cloud -&gt; Platform: GitHub -&gt; Account: </w:t>
-      </w:r>
-      <w:proofErr w:type="spellStart"/>
-      <w:r>
-        <w:rPr>
-          <w:sz w:val="20"/>
-          <w:szCs w:val="20"/>
-        </w:rPr>
-        <w:t>topicsscience</w:t>
-      </w:r>
-      <w:proofErr w:type="spellEnd"/>
-      <w:r>
-        <w:rPr>
-          <w:sz w:val="20"/>
-          <w:szCs w:val="20"/>
-        </w:rPr>
-        <w:t xml:space="preserve"> -&gt; Repository: </w:t>
-      </w:r>
-      <w:proofErr w:type="spellStart"/>
-      <w:r>
-        <w:rPr>
-          <w:sz w:val="20"/>
-          <w:szCs w:val="20"/>
-        </w:rPr>
-        <w:t>kingdomheartsknowledge</w:t>
-      </w:r>
-      <w:proofErr w:type="spellEnd"/>
-      <w:r>
-        <w:rPr>
-          <w:sz w:val="20"/>
-          <w:szCs w:val="20"/>
-        </w:rPr>
-        <w:t xml:space="preserve"> -&gt; Path: Knowledge/2-Science/1-Formal sciences</w:t>
-      </w:r>
-      <w:r>
-        <w:rPr>
-          <w:sz w:val="20"/>
-          <w:szCs w:val="20"/>
-        </w:rPr>
-        <w:t>/</w:t>
-      </w:r>
-      <w:r>
-        <w:rPr>
-          <w:sz w:val="20"/>
-          <w:szCs w:val="20"/>
-        </w:rPr>
-        <w:t>0-Intro to Formal sciences</w:t>
-      </w:r>
-      <w:r>
-        <w:rPr>
-          <w:sz w:val="20"/>
-          <w:szCs w:val="20"/>
-        </w:rPr>
-        <w:t>/..</w:t>
-      </w:r>
-      <w:r>
-        <w:rPr>
-          <w:sz w:val="20"/>
-          <w:szCs w:val="20"/>
-        </w:rPr>
-        <w:br/>
-      </w:r>
-      <w:r>
-        <w:t xml:space="preserve">* </w:t>
-      </w:r>
-      <w:r>
-        <w:rPr>
-          <w:b/>
-        </w:rPr>
-        <w:t xml:space="preserve">Notes: </w:t>
-      </w:r>
-      <w:r>
-        <w:rPr>
-          <w:sz w:val="20"/>
-          <w:szCs w:val="20"/>
-        </w:rPr>
-        <w:t>Wiki Source -</w:t>
-      </w:r>
-      <w:r>
-        <w:rPr>
-          <w:sz w:val="24"/>
-          <w:szCs w:val="24"/>
-        </w:rPr>
-        <w:t xml:space="preserve"> </w:t>
-      </w:r>
-      <w:r>
-        <w:rPr>
-          <w:sz w:val="20"/>
-          <w:szCs w:val="20"/>
-        </w:rPr>
-        <w:t>[This page was last edited on 14 July 2025, at 12:00 (UTC)]</w:t>
+        <w:t xml:space="preserve">* </w:t>
+      </w:r>
+      <w:r>
+        <w:rPr>
+          <w:b/>
+        </w:rPr>
+        <w:t>Storage Location</w:t>
+      </w:r>
+      <w:r>
+        <w:t>: StorageType: Cloud -&gt; Platform: GitHub -&gt; Account: topicsscience -&gt; Repository: kingdomheartsknowledge -&gt; Path: Knowledge/2-Science/1-Formal sciences/0-Intro to Formal sciences/..</w:t>
+      </w:r>
+      <w:r>
+        <w:br/>
+        <w:t xml:space="preserve">* </w:t>
+      </w:r>
+      <w:r>
+        <w:rPr>
+          <w:b/>
+        </w:rPr>
+        <w:t>Notes</w:t>
+      </w:r>
+      <w:r>
+        <w:t>: Wiki Source - [This page was last edited on 14 July 2025, at 12:00 (UTC)]</w:t>
       </w:r>
     </w:p>
     <w:p>
@@ -335,7 +256,83 @@
         <w:rPr>
           <w:b/>
         </w:rPr>
-        <w:t>* Download Name</w:t>
+        <w:t xml:space="preserve">* Source ID: </w:t>
+      </w:r>
+      <w:r>
+        <w:rPr>
+          <w:bCs/>
+        </w:rPr>
+        <w:t>1</w:t>
+      </w:r>
+      <w:r>
+        <w:rPr>
+          <w:bCs/>
+        </w:rPr>
+        <w:t>9</w:t>
+      </w:r>
+      <w:r>
+        <w:br/>
+      </w:r>
+      <w:r>
+        <w:t xml:space="preserve">* </w:t>
+      </w:r>
+      <w:r>
+        <w:rPr>
+          <w:b/>
+        </w:rPr>
+        <w:t>Content Title</w:t>
+      </w:r>
+      <w:r>
+        <w:t>: [en_wikipedia_org_wiki_Formalism_philosophy_of_mathematics.pdf -&gt; Formalism (philosophy of mathematics).pdf] [Wiki Source - Formalism (philosophy of mathematics)]</w:t>
+      </w:r>
+      <w:r>
+        <w:br/>
+        <w:t xml:space="preserve">* </w:t>
+      </w:r>
+      <w:r>
+        <w:rPr>
+          <w:b/>
+        </w:rPr>
+        <w:t>Content Type</w:t>
+      </w:r>
+      <w:r>
+        <w:t>: Document</w:t>
+      </w:r>
+      <w:r>
+        <w:br/>
+        <w:t xml:space="preserve">* </w:t>
+      </w:r>
+      <w:r>
+        <w:rPr>
+          <w:b/>
+        </w:rPr>
+        <w:t>Domain</w:t>
+      </w:r>
+      <w:r>
+        <w:t>: Educational</w:t>
+      </w:r>
+      <w:r>
+        <w:br/>
+        <w:t xml:space="preserve">* </w:t>
+      </w:r>
+      <w:r>
+        <w:rPr>
+          <w:b/>
+        </w:rPr>
+        <w:t>Source Platform</w:t>
+      </w:r>
+      <w:r>
+        <w:t>: Wikipedia (https://www.wikipedia.org)</w:t>
+      </w:r>
+      <w:r>
+        <w:br/>
+        <w:t xml:space="preserve">* </w:t>
+      </w:r>
+      <w:r>
+        <w:rPr>
+          <w:b/>
+        </w:rPr>
+        <w:t>Source Reference</w:t>
       </w:r>
       <w:r>
         <w:t>:</w:t>
@@ -343,166 +340,91 @@
       <w:r>
         <w:t xml:space="preserve"> </w:t>
       </w:r>
-      <w:r>
-        <w:t>[</w:t>
-      </w:r>
-      <w:r>
-        <w:t>en_wikipedia_org_wiki_Formalism_philosophy_of_mathematics.pdf</w:t>
-      </w:r>
-      <w:r>
-        <w:t xml:space="preserve"> -&gt; </w:t>
-      </w:r>
-      <w:r>
-        <w:t>Formalism (philosophy of mathematics).pdf</w:t>
-      </w:r>
-      <w:r>
-        <w:t xml:space="preserve">] </w:t>
-      </w:r>
-      <w:r>
-        <w:t>[</w:t>
-      </w:r>
-      <w:r>
-        <w:t>Wiki Source - Formalism (philosophy of mathematics)</w:t>
-      </w:r>
-      <w:r>
-        <w:t>]</w:t>
-      </w:r>
-      <w:r>
-        <w:br/>
-      </w:r>
-      <w:r>
-        <w:t xml:space="preserve">* </w:t>
-      </w:r>
-      <w:r>
-        <w:rPr>
-          <w:b/>
-        </w:rPr>
-        <w:t>Download Type</w:t>
-      </w:r>
-      <w:r>
-        <w:t>: Document</w:t>
-      </w:r>
-      <w:r>
-        <w:br/>
-        <w:t xml:space="preserve">* </w:t>
-      </w:r>
-      <w:r>
-        <w:rPr>
-          <w:b/>
-        </w:rPr>
-        <w:t>Source Type</w:t>
-      </w:r>
-      <w:r>
-        <w:t>: Educational</w:t>
-      </w:r>
-      <w:r>
-        <w:br/>
-      </w:r>
-      <w:r>
-        <w:t xml:space="preserve">* </w:t>
-      </w:r>
-      <w:r>
-        <w:rPr>
-          <w:b/>
-          <w:bCs/>
-        </w:rPr>
-        <w:t>Source Platform</w:t>
-      </w:r>
-      <w:r>
-        <w:t>: Wikipedia (https://www.wikipedia.org)</w:t>
-      </w:r>
-      <w:r>
-        <w:br/>
-        <w:t xml:space="preserve">* </w:t>
-      </w:r>
-      <w:r>
-        <w:rPr>
-          <w:b/>
-        </w:rPr>
-        <w:t>Download Source</w:t>
-      </w:r>
-      <w:r>
-        <w:t>:</w:t>
-      </w:r>
-      <w:hyperlink r:id="rId8">
+      <w:hyperlink r:id="rId8" w:history="1">
         <w:r>
           <w:rPr>
-            <w:b/>
-            <w:color w:val="1155CC"/>
-            <w:sz w:val="18"/>
-            <w:szCs w:val="18"/>
-            <w:u w:val="single"/>
+            <w:rStyle w:val="Hyperlink"/>
           </w:rPr>
           <w:t>https://en.wikipedia.org/wiki/Formalism_(philosophy_of_mathematics)</w:t>
         </w:r>
       </w:hyperlink>
       <w:r>
-        <w:rPr>
-          <w:b/>
-          <w:sz w:val="18"/>
-          <w:szCs w:val="18"/>
-        </w:rPr>
+        <w:br/>
+      </w:r>
+      <w:r>
+        <w:t xml:space="preserve">* </w:t>
+      </w:r>
+      <w:r>
+        <w:rPr>
+          <w:b/>
+          <w:bCs/>
+        </w:rPr>
+        <w:t>Source Type</w:t>
+      </w:r>
+      <w:r>
+        <w:t xml:space="preserve">: </w:t>
+      </w:r>
+      <w:r>
+        <w:t xml:space="preserve">Converted </w:t>
+      </w:r>
+      <w:r>
+        <w:br/>
+        <w:t xml:space="preserve">* </w:t>
+      </w:r>
+      <w:r>
+        <w:rPr>
+          <w:b/>
+          <w:bCs/>
+        </w:rPr>
+        <w:t>Source Nature:</w:t>
+      </w:r>
+      <w:r>
         <w:t xml:space="preserve"> </w:t>
       </w:r>
       <w:r>
-        <w:rPr>
-          <w:b/>
-          <w:sz w:val="18"/>
-          <w:szCs w:val="18"/>
-        </w:rPr>
-        <w:br/>
-      </w:r>
-      <w:r>
-        <w:t xml:space="preserve">* </w:t>
-      </w:r>
-      <w:r>
-        <w:rPr>
-          <w:b/>
-          <w:bCs/>
-        </w:rPr>
-        <w:t>Download Server / Mirror</w:t>
-      </w:r>
-      <w:r>
-        <w:t xml:space="preserve">: </w:t>
-      </w:r>
-      <w:r>
-        <w:t>https://en.wikipedia.org [Wikipedia Server]</w:t>
-      </w:r>
-      <w:r>
-        <w:br/>
-        <w:t xml:space="preserve">* </w:t>
-      </w:r>
-      <w:r>
-        <w:rPr>
-          <w:b/>
-        </w:rPr>
-        <w:t>Download Method</w:t>
-      </w:r>
-      <w:r>
-        <w:t xml:space="preserve">: </w:t>
-      </w:r>
-      <w:r>
-        <w:t xml:space="preserve">Web Tool: </w:t>
-      </w:r>
-      <w:proofErr w:type="spellStart"/>
-      <w:r>
-        <w:t>Sejda</w:t>
-      </w:r>
-      <w:proofErr w:type="spellEnd"/>
-      <w:r>
-        <w:t xml:space="preserve"> - HTML to PDF (https://www.sejda.com/html-to-pdf) [convert html to pdf]</w:t>
-      </w:r>
-      <w:r>
-        <w:br/>
-      </w:r>
-      <w:r>
-        <w:t xml:space="preserve">* </w:t>
-      </w:r>
-      <w:r>
-        <w:rPr>
-          <w:b/>
-        </w:rPr>
-        <w:t>Download Format</w:t>
+        <w:t>D</w:t>
+      </w:r>
+      <w:r>
+        <w:t>igital</w:t>
+      </w:r>
+      <w:r>
+        <w:t xml:space="preserve"> </w:t>
+      </w:r>
+      <w:r>
+        <w:br/>
+        <w:t xml:space="preserve">* </w:t>
+      </w:r>
+      <w:r>
+        <w:rPr>
+          <w:b/>
+        </w:rPr>
+        <w:t>Storage Host</w:t>
+      </w:r>
+      <w:r>
+        <w:t>: https://en.wikipedia.org [Wikipedia Server]</w:t>
+      </w:r>
+      <w:r>
+        <w:br/>
+        <w:t xml:space="preserve">* </w:t>
+      </w:r>
+      <w:r>
+        <w:rPr>
+          <w:b/>
+        </w:rPr>
+        <w:t>Acquisition Method</w:t>
+      </w:r>
+      <w:r>
+        <w:t>: Web Tool: Sejda - HTML to PDF (https://www.sejda.com/html-to-pdf) [convert html to pdf]</w:t>
+      </w:r>
+      <w:r>
+        <w:br/>
+        <w:t xml:space="preserve">* </w:t>
+      </w:r>
+      <w:r>
+        <w:rPr>
+          <w:b/>
+        </w:rPr>
+        <w:t>File Format</w:t>
       </w:r>
       <w:r>
         <w:t>: .pdf</w:t>
@@ -515,7 +437,7 @@
         <w:rPr>
           <w:b/>
         </w:rPr>
-        <w:t>Download Quality</w:t>
+        <w:t>Content Quality</w:t>
       </w:r>
       <w:r>
         <w:t>: High</w:t>
@@ -528,181 +450,37 @@
         <w:rPr>
           <w:b/>
         </w:rPr>
-        <w:t>Download Date</w:t>
+        <w:t>Acquisition Date</w:t>
       </w:r>
       <w:r>
         <w:t>: 7/17/2025</w:t>
       </w:r>
       <w:r>
         <w:br/>
-      </w:r>
-      <w:r>
-        <w:t xml:space="preserve">* </w:t>
-      </w:r>
-      <w:r>
-        <w:rPr>
-          <w:b/>
-        </w:rPr>
-        <w:t>Saved Location</w:t>
-      </w:r>
-      <w:r>
-        <w:t xml:space="preserve">: </w:t>
-      </w:r>
-      <w:proofErr w:type="spellStart"/>
-      <w:r>
-        <w:rPr>
-          <w:sz w:val="20"/>
-          <w:szCs w:val="20"/>
-        </w:rPr>
-        <w:t>StorageType</w:t>
-      </w:r>
-      <w:proofErr w:type="spellEnd"/>
-      <w:r>
-        <w:rPr>
-          <w:sz w:val="20"/>
-          <w:szCs w:val="20"/>
-        </w:rPr>
-        <w:t xml:space="preserve">: Cloud -&gt; Platform: GitHub -&gt; Account: </w:t>
-      </w:r>
-      <w:proofErr w:type="spellStart"/>
-      <w:r>
-        <w:rPr>
-          <w:sz w:val="20"/>
-          <w:szCs w:val="20"/>
-        </w:rPr>
-        <w:t>topicsscience</w:t>
-      </w:r>
-      <w:proofErr w:type="spellEnd"/>
-      <w:r>
-        <w:rPr>
-          <w:sz w:val="20"/>
-          <w:szCs w:val="20"/>
-        </w:rPr>
-        <w:t xml:space="preserve"> -&gt; Repository: </w:t>
-      </w:r>
-      <w:proofErr w:type="spellStart"/>
-      <w:r>
-        <w:rPr>
-          <w:sz w:val="20"/>
-          <w:szCs w:val="20"/>
-        </w:rPr>
-        <w:t>kingdomheartsknowledge</w:t>
-      </w:r>
-      <w:proofErr w:type="spellEnd"/>
-      <w:r>
-        <w:rPr>
-          <w:sz w:val="20"/>
-          <w:szCs w:val="20"/>
-        </w:rPr>
-        <w:t xml:space="preserve"> -&gt; Path: Knowledge/2-Science/1-Formal sciences</w:t>
-      </w:r>
-      <w:r>
-        <w:rPr>
-          <w:sz w:val="20"/>
-          <w:szCs w:val="20"/>
-        </w:rPr>
-        <w:t>/</w:t>
-      </w:r>
-      <w:r>
-        <w:rPr>
-          <w:sz w:val="20"/>
-          <w:szCs w:val="20"/>
-        </w:rPr>
-        <w:t>0-Intro to Formal sciences</w:t>
-      </w:r>
-      <w:r>
-        <w:rPr>
-          <w:sz w:val="20"/>
-          <w:szCs w:val="20"/>
-        </w:rPr>
-        <w:t>/..</w:t>
-      </w:r>
-      <w:r>
-        <w:rPr>
-          <w:sz w:val="20"/>
-          <w:szCs w:val="20"/>
-        </w:rPr>
-        <w:br/>
-      </w:r>
-      <w:r>
-        <w:t xml:space="preserve">* </w:t>
-      </w:r>
-      <w:r>
-        <w:rPr>
-          <w:b/>
-        </w:rPr>
-        <w:t xml:space="preserve">Notes: </w:t>
-      </w:r>
-      <w:r>
-        <w:rPr>
-          <w:sz w:val="20"/>
-          <w:szCs w:val="20"/>
-        </w:rPr>
-        <w:t>Wiki Source -</w:t>
-      </w:r>
-      <w:r>
-        <w:rPr>
-          <w:sz w:val="24"/>
-          <w:szCs w:val="24"/>
-        </w:rPr>
-        <w:t xml:space="preserve"> </w:t>
-      </w:r>
-      <w:r>
-        <w:rPr>
-          <w:sz w:val="20"/>
-          <w:szCs w:val="20"/>
-        </w:rPr>
-        <w:t>[This page was last edited on 10 May 2025, at 08:30 (UTC)]</w:t>
-      </w:r>
-    </w:p>
-    <w:p>
-      <w:pPr>
-        <w:spacing w:before="240" w:after="240"/>
-        <w:rPr>
-          <w:sz w:val="20"/>
-          <w:szCs w:val="20"/>
-        </w:rPr>
-      </w:pPr>
-    </w:p>
-    <w:p>
-      <w:pPr>
-        <w:ind w:left="720"/>
-        <w:rPr>
-          <w:b/>
-        </w:rPr>
-      </w:pPr>
-    </w:p>
-    <w:p>
-      <w:pPr>
-        <w:ind w:left="720"/>
-        <w:rPr>
-          <w:b/>
-        </w:rPr>
-      </w:pPr>
-    </w:p>
-    <w:p>
-      <w:pPr>
-        <w:ind w:left="720"/>
-        <w:rPr>
-          <w:b/>
-        </w:rPr>
-      </w:pPr>
-    </w:p>
-    <w:p>
-      <w:pPr>
-        <w:ind w:left="720"/>
-        <w:rPr>
-          <w:b/>
-        </w:rPr>
-      </w:pPr>
-    </w:p>
-    <w:p>
-      <w:pPr>
-        <w:ind w:left="720"/>
-        <w:rPr>
-          <w:b/>
-        </w:rPr>
-      </w:pPr>
+        <w:t xml:space="preserve">* </w:t>
+      </w:r>
+      <w:r>
+        <w:rPr>
+          <w:b/>
+        </w:rPr>
+        <w:t>Storage Location</w:t>
+      </w:r>
+      <w:r>
+        <w:t>: StorageType: Cloud -&gt; Platform: GitHub -&gt; Account: topicsscience -&gt; Repository: kingdomheartsknowledge -&gt; Path: Knowledge/2-Science/1-Formal sciences/0-Intro to Formal sciences/..</w:t>
+      </w:r>
+      <w:r>
+        <w:br/>
+        <w:t xml:space="preserve">* </w:t>
+      </w:r>
+      <w:r>
+        <w:rPr>
+          <w:b/>
+        </w:rPr>
+        <w:t>Notes</w:t>
+      </w:r>
+      <w:r>
+        <w:t>: Wiki Source - [This page was last edited on 10 May 2025, at 08:30 (UTC)]</w:t>
+      </w:r>
     </w:p>
     <w:p>
       <w:pPr>
@@ -724,100 +502,93 @@
           <w:b/>
         </w:rPr>
         <w:lastRenderedPageBreak/>
-        <w:t>* Download Name</w:t>
+        <w:t xml:space="preserve">* Source ID: </w:t>
+      </w:r>
+      <w:r>
+        <w:rPr>
+          <w:bCs/>
+        </w:rPr>
+        <w:t>20</w:t>
+      </w:r>
+      <w:r>
+        <w:br/>
+      </w:r>
+      <w:r>
+        <w:t xml:space="preserve">* </w:t>
+      </w:r>
+      <w:r>
+        <w:rPr>
+          <w:b/>
+        </w:rPr>
+        <w:t>Content Title</w:t>
+      </w:r>
+      <w:r>
+        <w:t>: [en_wikipedia_org_wiki_Sentence_linguistics.pdf -&gt; Sentence (linguistics).pdf] [Wiki Source - Sentence (linguistics)]</w:t>
+      </w:r>
+      <w:r>
+        <w:br/>
+        <w:t xml:space="preserve">* </w:t>
+      </w:r>
+      <w:r>
+        <w:rPr>
+          <w:b/>
+        </w:rPr>
+        <w:t>Content Type</w:t>
+      </w:r>
+      <w:r>
+        <w:t>: Document</w:t>
+      </w:r>
+      <w:r>
+        <w:br/>
+        <w:t xml:space="preserve">* </w:t>
+      </w:r>
+      <w:r>
+        <w:rPr>
+          <w:b/>
+        </w:rPr>
+        <w:t>Domain</w:t>
+      </w:r>
+      <w:r>
+        <w:t>: Educational</w:t>
+      </w:r>
+      <w:r>
+        <w:br/>
+        <w:t xml:space="preserve">* </w:t>
+      </w:r>
+      <w:r>
+        <w:rPr>
+          <w:b/>
+        </w:rPr>
+        <w:t>Source Platform</w:t>
+      </w:r>
+      <w:r>
+        <w:t>: Wikipedia (https://www.wikipedia.org)</w:t>
+      </w:r>
+      <w:r>
+        <w:br/>
+        <w:t xml:space="preserve">* </w:t>
+      </w:r>
+      <w:r>
+        <w:rPr>
+          <w:b/>
+        </w:rPr>
+        <w:t>Source Reference</w:t>
       </w:r>
       <w:r>
         <w:t xml:space="preserve">: </w:t>
       </w:r>
-      <w:r>
-        <w:t>[</w:t>
-      </w:r>
-      <w:r>
-        <w:t>en_wikipedia_org_wiki_Sentence_linguistics.pdf</w:t>
-      </w:r>
-      <w:r>
-        <w:t xml:space="preserve"> -&gt; </w:t>
-      </w:r>
-      <w:r>
-        <w:t>Sentence (linguistics).pdf</w:t>
-      </w:r>
-      <w:r>
-        <w:t xml:space="preserve">] </w:t>
-      </w:r>
-      <w:r>
-        <w:t>[</w:t>
-      </w:r>
-      <w:r>
-        <w:t>Wiki Source - Sentence (linguistics)</w:t>
-      </w:r>
-      <w:r>
-        <w:t>]</w:t>
-      </w:r>
-      <w:r>
-        <w:br/>
-        <w:t xml:space="preserve">* </w:t>
-      </w:r>
-      <w:r>
-        <w:rPr>
-          <w:b/>
-        </w:rPr>
-        <w:t>Download Type</w:t>
-      </w:r>
-      <w:r>
-        <w:t>: Document</w:t>
-      </w:r>
-      <w:r>
-        <w:br/>
-        <w:t xml:space="preserve">* </w:t>
-      </w:r>
-      <w:r>
-        <w:rPr>
-          <w:b/>
-        </w:rPr>
-        <w:t>Source Type</w:t>
-      </w:r>
-      <w:r>
-        <w:t>: Educational</w:t>
-      </w:r>
-      <w:r>
-        <w:br/>
-      </w:r>
-      <w:r>
-        <w:t xml:space="preserve">* </w:t>
-      </w:r>
-      <w:r>
-        <w:rPr>
-          <w:b/>
-          <w:bCs/>
-        </w:rPr>
-        <w:t>Source Platform</w:t>
-      </w:r>
-      <w:r>
-        <w:t>: Wikipedia (https://www.wikipedia.org)</w:t>
-      </w:r>
-      <w:r>
-        <w:br/>
-        <w:t xml:space="preserve">* </w:t>
-      </w:r>
-      <w:r>
-        <w:rPr>
-          <w:b/>
-        </w:rPr>
-        <w:t>Download Source</w:t>
-      </w:r>
-      <w:r>
-        <w:t xml:space="preserve">: </w:t>
-      </w:r>
-      <w:hyperlink r:id="rId9">
+      <w:hyperlink r:id="rId9" w:history="1">
         <w:r>
           <w:rPr>
-            <w:color w:val="1155CC"/>
-            <w:u w:val="single"/>
+            <w:rStyle w:val="Hyperlink"/>
           </w:rPr>
           <w:t>https://en.wikipedia.org/wiki/Sentence_(linguistics)</w:t>
         </w:r>
       </w:hyperlink>
       <w:r>
+        <w:t xml:space="preserve"> </w:t>
+      </w:r>
+      <w:r>
         <w:br/>
       </w:r>
       <w:r>
@@ -828,49 +599,69 @@
           <w:b/>
           <w:bCs/>
         </w:rPr>
-        <w:t>Download Server / Mirror</w:t>
+        <w:t>Source Type</w:t>
       </w:r>
       <w:r>
         <w:t xml:space="preserve">: </w:t>
       </w:r>
       <w:r>
-        <w:t>https://en.wikipedia.org [Wikipedia Server]</w:t>
-      </w:r>
-      <w:r>
-        <w:br/>
-        <w:t xml:space="preserve">* </w:t>
-      </w:r>
-      <w:r>
-        <w:rPr>
-          <w:b/>
-        </w:rPr>
-        <w:t>Download Method</w:t>
-      </w:r>
-      <w:r>
-        <w:t xml:space="preserve">: </w:t>
-      </w:r>
-      <w:r>
-        <w:t xml:space="preserve">Web Tool: </w:t>
-      </w:r>
-      <w:proofErr w:type="spellStart"/>
-      <w:r>
-        <w:t>Sejda</w:t>
-      </w:r>
-      <w:proofErr w:type="spellEnd"/>
-      <w:r>
-        <w:t xml:space="preserve"> - HTML to PDF (https://www.sejda.com/html-to-pdf) [convert html to pdf]</w:t>
-      </w:r>
-      <w:r>
-        <w:br/>
-      </w:r>
-      <w:r>
-        <w:t xml:space="preserve">* </w:t>
-      </w:r>
-      <w:r>
-        <w:rPr>
-          <w:b/>
-        </w:rPr>
-        <w:t>Download Format</w:t>
+        <w:t xml:space="preserve">Converted </w:t>
+      </w:r>
+      <w:r>
+        <w:br/>
+        <w:t xml:space="preserve">* </w:t>
+      </w:r>
+      <w:r>
+        <w:rPr>
+          <w:b/>
+          <w:bCs/>
+        </w:rPr>
+        <w:t>Source Nature:</w:t>
+      </w:r>
+      <w:r>
+        <w:t xml:space="preserve"> </w:t>
+      </w:r>
+      <w:r>
+        <w:t>D</w:t>
+      </w:r>
+      <w:r>
+        <w:t>igital</w:t>
+      </w:r>
+      <w:r>
+        <w:br/>
+        <w:t xml:space="preserve">* </w:t>
+      </w:r>
+      <w:r>
+        <w:rPr>
+          <w:b/>
+        </w:rPr>
+        <w:t>Storage Host</w:t>
+      </w:r>
+      <w:r>
+        <w:t>: https://en.wikipedia.org [Wikipedia Server]</w:t>
+      </w:r>
+      <w:r>
+        <w:br/>
+        <w:t xml:space="preserve">* </w:t>
+      </w:r>
+      <w:r>
+        <w:rPr>
+          <w:b/>
+        </w:rPr>
+        <w:t>Acquisition Method</w:t>
+      </w:r>
+      <w:r>
+        <w:t>: Web Tool: Sejda - HTML to PDF (https://www.sejda.com/html-to-pdf) [convert html to pdf]</w:t>
+      </w:r>
+      <w:r>
+        <w:br/>
+        <w:t xml:space="preserve">* </w:t>
+      </w:r>
+      <w:r>
+        <w:rPr>
+          <w:b/>
+        </w:rPr>
+        <w:t>File Format</w:t>
       </w:r>
       <w:r>
         <w:t>: .pdf</w:t>
@@ -883,7 +674,7 @@
         <w:rPr>
           <w:b/>
         </w:rPr>
-        <w:t>Download Quality</w:t>
+        <w:t>Content Quality</w:t>
       </w:r>
       <w:r>
         <w:t>: High</w:t>
@@ -896,132 +687,46 @@
         <w:rPr>
           <w:b/>
         </w:rPr>
-        <w:t>Download Date</w:t>
+        <w:t>Acquisition Date</w:t>
       </w:r>
       <w:r>
         <w:t>: 7/17/2025</w:t>
       </w:r>
       <w:r>
         <w:br/>
-      </w:r>
-      <w:r>
-        <w:t xml:space="preserve">* </w:t>
-      </w:r>
-      <w:r>
-        <w:rPr>
-          <w:b/>
-        </w:rPr>
-        <w:t>Saved Location</w:t>
-      </w:r>
-      <w:r>
-        <w:t xml:space="preserve">: </w:t>
-      </w:r>
-      <w:proofErr w:type="spellStart"/>
-      <w:r>
-        <w:rPr>
-          <w:sz w:val="20"/>
-          <w:szCs w:val="20"/>
-        </w:rPr>
-        <w:t>StorageType</w:t>
-      </w:r>
-      <w:proofErr w:type="spellEnd"/>
-      <w:r>
-        <w:rPr>
-          <w:sz w:val="20"/>
-          <w:szCs w:val="20"/>
-        </w:rPr>
-        <w:t xml:space="preserve">: Cloud -&gt; Platform: GitHub -&gt; Account: </w:t>
-      </w:r>
-      <w:proofErr w:type="spellStart"/>
-      <w:r>
-        <w:rPr>
-          <w:sz w:val="20"/>
-          <w:szCs w:val="20"/>
-        </w:rPr>
-        <w:t>topicsscience</w:t>
-      </w:r>
-      <w:proofErr w:type="spellEnd"/>
-      <w:r>
-        <w:rPr>
-          <w:sz w:val="20"/>
-          <w:szCs w:val="20"/>
-        </w:rPr>
-        <w:t xml:space="preserve"> -&gt; Repository: </w:t>
-      </w:r>
-      <w:proofErr w:type="spellStart"/>
-      <w:r>
-        <w:rPr>
-          <w:sz w:val="20"/>
-          <w:szCs w:val="20"/>
-        </w:rPr>
-        <w:t>kingdomheartsknowledge</w:t>
-      </w:r>
-      <w:proofErr w:type="spellEnd"/>
-      <w:r>
-        <w:rPr>
-          <w:sz w:val="20"/>
-          <w:szCs w:val="20"/>
-        </w:rPr>
-        <w:t xml:space="preserve"> -&gt; Path: Knowledge/2-Science/1-Formal sciences</w:t>
-      </w:r>
-      <w:r>
-        <w:rPr>
-          <w:sz w:val="20"/>
-          <w:szCs w:val="20"/>
-        </w:rPr>
-        <w:t>/</w:t>
-      </w:r>
-      <w:r>
-        <w:rPr>
-          <w:sz w:val="20"/>
-          <w:szCs w:val="20"/>
-        </w:rPr>
-        <w:t>0-Intro to Formal sciences</w:t>
-      </w:r>
-      <w:r>
-        <w:rPr>
-          <w:sz w:val="20"/>
-          <w:szCs w:val="20"/>
-        </w:rPr>
-        <w:t>/..</w:t>
-      </w:r>
-      <w:r>
-        <w:rPr>
-          <w:sz w:val="20"/>
-          <w:szCs w:val="20"/>
-        </w:rPr>
-        <w:br/>
-      </w:r>
-      <w:r>
-        <w:t xml:space="preserve">* </w:t>
-      </w:r>
-      <w:r>
-        <w:rPr>
-          <w:b/>
-        </w:rPr>
-        <w:t xml:space="preserve">Notes: </w:t>
-      </w:r>
-      <w:r>
-        <w:rPr>
-          <w:sz w:val="20"/>
-          <w:szCs w:val="20"/>
-        </w:rPr>
-        <w:t>Wiki Source -</w:t>
-      </w:r>
-      <w:r>
-        <w:rPr>
-          <w:sz w:val="24"/>
-          <w:szCs w:val="24"/>
-        </w:rPr>
-        <w:t xml:space="preserve"> </w:t>
-      </w:r>
-      <w:r>
-        <w:rPr>
-          <w:sz w:val="20"/>
-          <w:szCs w:val="20"/>
-        </w:rPr>
-        <w:t>[This page was last edited on 14 July 2025, at 05:59 (UTC)]</w:t>
-      </w:r>
+        <w:t xml:space="preserve">* </w:t>
+      </w:r>
+      <w:r>
+        <w:rPr>
+          <w:b/>
+        </w:rPr>
+        <w:t>Storage Location</w:t>
+      </w:r>
+      <w:r>
+        <w:t>: StorageType: Cloud -&gt; Platform: GitHub -&gt; Account: topicsscience -&gt; Repository: kingdomheartsknowledge -&gt; Path: Knowledge/2-Science/1-Formal sciences/0-Intro to Formal sciences/..</w:t>
+      </w:r>
+      <w:r>
+        <w:br/>
+        <w:t xml:space="preserve">* </w:t>
+      </w:r>
+      <w:r>
+        <w:rPr>
+          <w:b/>
+        </w:rPr>
+        <w:t>Notes</w:t>
+      </w:r>
+      <w:r>
+        <w:t>: Wiki Source - [This page was last edited on 14 July 2025, at 05:59 (UTC)]</w:t>
+      </w:r>
+    </w:p>
+    <w:p>
+      <w:pPr>
+        <w:spacing w:before="240" w:after="240"/>
+        <w:ind w:left="720"/>
+        <w:rPr>
+          <w:b/>
+        </w:rPr>
+      </w:pPr>
     </w:p>
     <w:p>
       <w:pPr>
@@ -1044,95 +749,85 @@
         <w:rPr>
           <w:b/>
         </w:rPr>
-        <w:t>* Download Name</w:t>
+        <w:t xml:space="preserve">* Source ID: </w:t>
+      </w:r>
+      <w:r>
+        <w:rPr>
+          <w:bCs/>
+        </w:rPr>
+        <w:t>21</w:t>
+      </w:r>
+      <w:r>
+        <w:br/>
+      </w:r>
+      <w:r>
+        <w:t xml:space="preserve">* </w:t>
+      </w:r>
+      <w:r>
+        <w:rPr>
+          <w:b/>
+        </w:rPr>
+        <w:t>Content Title</w:t>
+      </w:r>
+      <w:r>
+        <w:t>: [en_wikipedia_org_wiki_Proposition.pdf -&gt; Proposition.pdf] [Wiki Source - Proposition]</w:t>
+      </w:r>
+      <w:r>
+        <w:br/>
+        <w:t xml:space="preserve">* </w:t>
+      </w:r>
+      <w:r>
+        <w:rPr>
+          <w:b/>
+        </w:rPr>
+        <w:t>Content Type</w:t>
+      </w:r>
+      <w:r>
+        <w:t>: Document</w:t>
+      </w:r>
+      <w:r>
+        <w:br/>
+        <w:t xml:space="preserve">* </w:t>
+      </w:r>
+      <w:r>
+        <w:rPr>
+          <w:b/>
+        </w:rPr>
+        <w:t>Domain</w:t>
+      </w:r>
+      <w:r>
+        <w:t>: Educational</w:t>
+      </w:r>
+      <w:r>
+        <w:br/>
+        <w:t xml:space="preserve">* </w:t>
+      </w:r>
+      <w:r>
+        <w:rPr>
+          <w:b/>
+        </w:rPr>
+        <w:t>Source Platform</w:t>
+      </w:r>
+      <w:r>
+        <w:t>: Wikipedia (https://www.wikipedia.org)</w:t>
+      </w:r>
+      <w:r>
+        <w:br/>
+        <w:t xml:space="preserve">* </w:t>
+      </w:r>
+      <w:r>
+        <w:rPr>
+          <w:b/>
+        </w:rPr>
+        <w:t>Source Reference</w:t>
       </w:r>
       <w:r>
         <w:t xml:space="preserve">: </w:t>
       </w:r>
-      <w:r>
-        <w:t>[</w:t>
-      </w:r>
-      <w:r>
-        <w:t>en_wikipedia_org_wiki_Proposition.pdf</w:t>
-      </w:r>
-      <w:r>
-        <w:t xml:space="preserve"> -&gt; </w:t>
-      </w:r>
-      <w:r>
-        <w:t>Proposition.pdf</w:t>
-      </w:r>
-      <w:r>
-        <w:t xml:space="preserve">] </w:t>
-      </w:r>
-      <w:r>
-        <w:t>[</w:t>
-      </w:r>
-      <w:r>
-        <w:t>Wiki Source - Proposition</w:t>
-      </w:r>
-      <w:r>
-        <w:t>]</w:t>
-      </w:r>
-      <w:r>
-        <w:br/>
-        <w:t xml:space="preserve">* </w:t>
-      </w:r>
-      <w:r>
-        <w:rPr>
-          <w:b/>
-        </w:rPr>
-        <w:t>Download Type</w:t>
-      </w:r>
-      <w:r>
-        <w:t>: Document</w:t>
-      </w:r>
-      <w:r>
-        <w:br/>
-        <w:t xml:space="preserve">* </w:t>
-      </w:r>
-      <w:r>
-        <w:rPr>
-          <w:b/>
-        </w:rPr>
-        <w:t>Source Type</w:t>
-      </w:r>
-      <w:r>
-        <w:t>: Educational</w:t>
-      </w:r>
-      <w:r>
-        <w:br/>
-      </w:r>
-      <w:r>
-        <w:t xml:space="preserve">* </w:t>
-      </w:r>
-      <w:r>
-        <w:rPr>
-          <w:b/>
-          <w:bCs/>
-        </w:rPr>
-        <w:t>Source Platform</w:t>
-      </w:r>
-      <w:r>
-        <w:t>: Wikipedia (https://www.wikipedia.org)</w:t>
-      </w:r>
-      <w:r>
-        <w:br/>
-        <w:t xml:space="preserve">* </w:t>
-      </w:r>
-      <w:r>
-        <w:rPr>
-          <w:b/>
-        </w:rPr>
-        <w:t>Download Source</w:t>
-      </w:r>
-      <w:r>
-        <w:t xml:space="preserve">: </w:t>
-      </w:r>
-      <w:hyperlink r:id="rId10">
+      <w:hyperlink r:id="rId10" w:history="1">
         <w:r>
           <w:rPr>
-            <w:color w:val="1155CC"/>
-            <w:u w:val="single"/>
+            <w:rStyle w:val="Hyperlink"/>
           </w:rPr>
           <w:t>https://en.wikipedia.org/wiki/Proposition</w:t>
         </w:r>
@@ -1148,49 +843,69 @@
           <w:b/>
           <w:bCs/>
         </w:rPr>
-        <w:t>Download Server / Mirror</w:t>
+        <w:t>Source Type</w:t>
       </w:r>
       <w:r>
         <w:t xml:space="preserve">: </w:t>
       </w:r>
       <w:r>
-        <w:t>https://en.wikipedia.org [Wikipedia Server]</w:t>
-      </w:r>
-      <w:r>
-        <w:br/>
-        <w:t xml:space="preserve">* </w:t>
-      </w:r>
-      <w:r>
-        <w:rPr>
-          <w:b/>
-        </w:rPr>
-        <w:t>Download Method</w:t>
-      </w:r>
-      <w:r>
-        <w:t xml:space="preserve">: </w:t>
-      </w:r>
-      <w:r>
-        <w:t xml:space="preserve">Web Tool: </w:t>
-      </w:r>
-      <w:proofErr w:type="spellStart"/>
-      <w:r>
-        <w:t>Sejda</w:t>
-      </w:r>
-      <w:proofErr w:type="spellEnd"/>
-      <w:r>
-        <w:t xml:space="preserve"> - HTML to PDF (https://www.sejda.com/html-to-pdf) [convert html to pdf]</w:t>
-      </w:r>
-      <w:r>
-        <w:br/>
-      </w:r>
-      <w:r>
-        <w:t xml:space="preserve">* </w:t>
-      </w:r>
-      <w:r>
-        <w:rPr>
-          <w:b/>
-        </w:rPr>
-        <w:t>Download Format</w:t>
+        <w:t xml:space="preserve">Converted </w:t>
+      </w:r>
+      <w:r>
+        <w:br/>
+        <w:t xml:space="preserve">* </w:t>
+      </w:r>
+      <w:r>
+        <w:rPr>
+          <w:b/>
+          <w:bCs/>
+        </w:rPr>
+        <w:t>Source Nature:</w:t>
+      </w:r>
+      <w:r>
+        <w:t xml:space="preserve"> </w:t>
+      </w:r>
+      <w:r>
+        <w:t>D</w:t>
+      </w:r>
+      <w:r>
+        <w:t>igital</w:t>
+      </w:r>
+      <w:r>
+        <w:br/>
+        <w:t xml:space="preserve">* </w:t>
+      </w:r>
+      <w:r>
+        <w:rPr>
+          <w:b/>
+        </w:rPr>
+        <w:t>Storage Host</w:t>
+      </w:r>
+      <w:r>
+        <w:t>: https://en.wikipedia.org [Wikipedia Server]</w:t>
+      </w:r>
+      <w:r>
+        <w:br/>
+        <w:t xml:space="preserve">* </w:t>
+      </w:r>
+      <w:r>
+        <w:rPr>
+          <w:b/>
+        </w:rPr>
+        <w:t>Acquisition Method</w:t>
+      </w:r>
+      <w:r>
+        <w:t>: Web Tool: Sejda - HTML to PDF (https://www.sejda.com/html-to-pdf) [convert html to pdf]</w:t>
+      </w:r>
+      <w:r>
+        <w:br/>
+        <w:t xml:space="preserve">* </w:t>
+      </w:r>
+      <w:r>
+        <w:rPr>
+          <w:b/>
+        </w:rPr>
+        <w:t>File Format</w:t>
       </w:r>
       <w:r>
         <w:t>: .pdf</w:t>
@@ -1203,7 +918,7 @@
         <w:rPr>
           <w:b/>
         </w:rPr>
-        <w:t>Download Quality</w:t>
+        <w:t>Content Quality</w:t>
       </w:r>
       <w:r>
         <w:t>: High</w:t>
@@ -1216,131 +931,41 @@
         <w:rPr>
           <w:b/>
         </w:rPr>
-        <w:t>Download Date</w:t>
+        <w:t>Acquisition Date</w:t>
       </w:r>
       <w:r>
         <w:t>: 7/17/2025</w:t>
       </w:r>
       <w:r>
         <w:br/>
-      </w:r>
-      <w:r>
-        <w:t xml:space="preserve">* </w:t>
-      </w:r>
-      <w:r>
-        <w:rPr>
-          <w:b/>
-        </w:rPr>
-        <w:t>Saved Location</w:t>
-      </w:r>
-      <w:r>
-        <w:t xml:space="preserve">: </w:t>
-      </w:r>
-      <w:proofErr w:type="spellStart"/>
-      <w:r>
-        <w:rPr>
-          <w:sz w:val="20"/>
-          <w:szCs w:val="20"/>
-        </w:rPr>
-        <w:t>StorageType</w:t>
-      </w:r>
-      <w:proofErr w:type="spellEnd"/>
-      <w:r>
-        <w:rPr>
-          <w:sz w:val="20"/>
-          <w:szCs w:val="20"/>
-        </w:rPr>
-        <w:t xml:space="preserve">: Cloud -&gt; Platform: GitHub -&gt; Account: </w:t>
-      </w:r>
-      <w:proofErr w:type="spellStart"/>
-      <w:r>
-        <w:rPr>
-          <w:sz w:val="20"/>
-          <w:szCs w:val="20"/>
-        </w:rPr>
-        <w:t>topicsscience</w:t>
-      </w:r>
-      <w:proofErr w:type="spellEnd"/>
-      <w:r>
-        <w:rPr>
-          <w:sz w:val="20"/>
-          <w:szCs w:val="20"/>
-        </w:rPr>
-        <w:t xml:space="preserve"> -&gt; Repository: </w:t>
-      </w:r>
-      <w:proofErr w:type="spellStart"/>
-      <w:r>
-        <w:rPr>
-          <w:sz w:val="20"/>
-          <w:szCs w:val="20"/>
-        </w:rPr>
-        <w:t>kingdomheartsknowledge</w:t>
-      </w:r>
-      <w:proofErr w:type="spellEnd"/>
-      <w:r>
-        <w:rPr>
-          <w:sz w:val="20"/>
-          <w:szCs w:val="20"/>
-        </w:rPr>
-        <w:t xml:space="preserve"> -&gt; Path: Knowledge/2-Science/1-Formal sciences</w:t>
-      </w:r>
-      <w:r>
-        <w:rPr>
-          <w:sz w:val="20"/>
-          <w:szCs w:val="20"/>
-        </w:rPr>
-        <w:t>/</w:t>
-      </w:r>
-      <w:r>
-        <w:rPr>
-          <w:sz w:val="20"/>
-          <w:szCs w:val="20"/>
-        </w:rPr>
-        <w:t>0-Intro to Formal sciences</w:t>
-      </w:r>
-      <w:r>
-        <w:rPr>
-          <w:sz w:val="20"/>
-          <w:szCs w:val="20"/>
-        </w:rPr>
+        <w:t xml:space="preserve">* </w:t>
+      </w:r>
+      <w:r>
+        <w:rPr>
+          <w:b/>
+        </w:rPr>
+        <w:t>Storage Location</w:t>
+      </w:r>
+      <w:r>
+        <w:t>: StorageType: Cloud -&gt; Platform: GitHub -&gt; Account: topicsscience -&gt; Repository: kingdomheartsknowledge -&gt; Path: Knowledge/2-Science/1-Formal sciences/0-Intro to Formal sciences</w:t>
+      </w:r>
+      <w:proofErr w:type="gramStart"/>
+      <w:r>
         <w:t>/..</w:t>
       </w:r>
-      <w:r>
-        <w:rPr>
-          <w:sz w:val="20"/>
-          <w:szCs w:val="20"/>
-        </w:rPr>
-        <w:br/>
-      </w:r>
-      <w:r>
-        <w:t xml:space="preserve">* </w:t>
-      </w:r>
-      <w:r>
-        <w:rPr>
-          <w:b/>
-        </w:rPr>
-        <w:t xml:space="preserve">Notes: </w:t>
-      </w:r>
-      <w:r>
-        <w:rPr>
-          <w:sz w:val="20"/>
-          <w:szCs w:val="20"/>
-        </w:rPr>
-        <w:t>Wiki Source -</w:t>
-      </w:r>
-      <w:r>
-        <w:rPr>
-          <w:sz w:val="24"/>
-          <w:szCs w:val="24"/>
-        </w:rPr>
-        <w:t xml:space="preserve"> </w:t>
-      </w:r>
-      <w:r>
-        <w:rPr>
-          <w:sz w:val="20"/>
-          <w:szCs w:val="20"/>
-        </w:rPr>
-        <w:t>[This page was last edited on 16 July 2025, at 08:40 (UTC)]</w:t>
+      <w:proofErr w:type="gramEnd"/>
+      <w:r>
+        <w:br/>
+        <w:t xml:space="preserve">* </w:t>
+      </w:r>
+      <w:r>
+        <w:rPr>
+          <w:b/>
+        </w:rPr>
+        <w:t>Notes</w:t>
+      </w:r>
+      <w:r>
+        <w:t>: Wiki Source - [This page was last edited on 16 July 2025, at 08:40 (UTC)]</w:t>
       </w:r>
     </w:p>
     <w:sectPr>
@@ -2241,6 +1866,29 @@
       <w:contextualSpacing/>
     </w:pPr>
   </w:style>
+  <w:style w:type="character" w:styleId="Hyperlink">
+    <w:name w:val="Hyperlink"/>
+    <w:basedOn w:val="DefaultParagraphFont"/>
+    <w:uiPriority w:val="99"/>
+    <w:unhideWhenUsed/>
+    <w:rsid w:val="00560B12"/>
+    <w:rPr>
+      <w:color w:val="0000FF" w:themeColor="hyperlink"/>
+      <w:u w:val="single"/>
+    </w:rPr>
+  </w:style>
+  <w:style w:type="character" w:styleId="UnresolvedMention">
+    <w:name w:val="Unresolved Mention"/>
+    <w:basedOn w:val="DefaultParagraphFont"/>
+    <w:uiPriority w:val="99"/>
+    <w:semiHidden/>
+    <w:unhideWhenUsed/>
+    <w:rsid w:val="00560B12"/>
+    <w:rPr>
+      <w:color w:val="605E5C"/>
+      <w:shd w:val="clear" w:color="auto" w:fill="E1DFDD"/>
+    </w:rPr>
+  </w:style>
 </w:styles>
 </file>
 
